--- a/pr-preview/pr-185/independence-tracked-changes.docx
+++ b/pr-preview/pr-185/independence-tracked-changes.docx
@@ -16,7 +16,7 @@
       </w:pPr>
       <w:del w:id="1" w:author="PR Preview" w:date="2026-01-01T00:00:00Z">
         <w:r>
-          <w:delText xml:space="preserve">Last modified: 2026-10-15 23:57:06 (PDT)</w:delText>
+          <w:delText xml:space="preserve">Last modified: 2026-10-16 02:00:06 (PDT)</w:delText>
         </w:r>
       </w:del>
     </w:p>
@@ -26,7 +26,7 @@
       </w:pPr>
       <w:ins w:id="2" w:author="PR Preview" w:date="2026-01-01T00:00:00Z">
         <w:r>
-          <w:t xml:space="preserve">Last modified: 2026-10-16 01:04:12 (PDT)</w:t>
+          <w:t xml:space="preserve">Last modified: 2026-10-16 02:00:47 (PDT)</w:t>
         </w:r>
       </w:ins>
     </w:p>

--- a/pr-preview/pr-185/independence-tracked-changes.docx
+++ b/pr-preview/pr-185/independence-tracked-changes.docx
@@ -16,7 +16,7 @@
       </w:pPr>
       <w:del w:id="1" w:author="PR Preview" w:date="2026-01-01T00:00:00Z">
         <w:r>
-          <w:delText xml:space="preserve">Last modified: 2026-10-16 02:00:06 (PDT)</w:delText>
+          <w:delText xml:space="preserve">Last modified: 2026-10-16 02:15:38 (PDT)</w:delText>
         </w:r>
       </w:del>
     </w:p>
@@ -26,7 +26,7 @@
       </w:pPr>
       <w:ins w:id="2" w:author="PR Preview" w:date="2026-01-01T00:00:00Z">
         <w:r>
-          <w:t xml:space="preserve">Last modified: 2026-10-16 02:00:47 (PDT)</w:t>
+          <w:t xml:space="preserve">Last modified: 2026-10-16 02:24:44 (PDT)</w:t>
         </w:r>
       </w:ins>
     </w:p>
@@ -5422,16 +5422,21 @@
         <w:t xml:space="preserve"> </w:t>
       </w:r>
       <m:oMath>
-        <m:acc>
-          <m:accPr>
-            <m:chr m:val="̃"/>
-          </m:accPr>
+        <m:limLow>
           <m:e>
             <m:r>
               <m:t>X</m:t>
             </m:r>
           </m:e>
-        </m:acc>
+          <m:lim>
+            <m:r>
+              <m:rPr>
+                <m:sty m:val="p"/>
+              </m:rPr>
+              <m:t>∼</m:t>
+            </m:r>
+          </m:lim>
+        </m:limLow>
       </m:oMath>
       <w:r>
         <w:t xml:space="preserve"> </w:t>
@@ -5443,16 +5448,21 @@
         <w:t xml:space="preserve"> </w:t>
       </w:r>
       <m:oMath>
-        <m:acc>
-          <m:accPr>
-            <m:chr m:val="̃"/>
-          </m:accPr>
+        <m:limLow>
           <m:e>
             <m:r>
               <m:t>x</m:t>
             </m:r>
           </m:e>
-        </m:acc>
+          <m:lim>
+            <m:r>
+              <m:rPr>
+                <m:sty m:val="p"/>
+              </m:rPr>
+              <m:t>∼</m:t>
+            </m:r>
+          </m:lim>
+        </m:limLow>
       </m:oMath>
       <w:r>
         <w:t xml:space="preserve"> </w:t>
@@ -5476,32 +5486,42 @@
           </m:rPr>
           <m:t>(</m:t>
         </m:r>
-        <m:acc>
-          <m:accPr>
-            <m:chr m:val="̃"/>
-          </m:accPr>
+        <m:limLow>
           <m:e>
             <m:r>
               <m:t>X</m:t>
             </m:r>
           </m:e>
-        </m:acc>
+          <m:lim>
+            <m:r>
+              <m:rPr>
+                <m:sty m:val="p"/>
+              </m:rPr>
+              <m:t>∼</m:t>
+            </m:r>
+          </m:lim>
+        </m:limLow>
         <m:r>
           <m:rPr>
             <m:sty m:val="p"/>
           </m:rPr>
           <m:t>=</m:t>
         </m:r>
-        <m:acc>
-          <m:accPr>
-            <m:chr m:val="̃"/>
-          </m:accPr>
+        <m:limLow>
           <m:e>
             <m:r>
               <m:t>x</m:t>
             </m:r>
           </m:e>
-        </m:acc>
+          <m:lim>
+            <m:r>
+              <m:rPr>
+                <m:sty m:val="p"/>
+              </m:rPr>
+              <m:t>∼</m:t>
+            </m:r>
+          </m:lim>
+        </m:limLow>
         <m:r>
           <m:rPr>
             <m:sty m:val="p"/>
@@ -5715,32 +5735,42 @@
             </m:rPr>
             <m:t>∣</m:t>
           </m:r>
-          <m:acc>
-            <m:accPr>
-              <m:chr m:val="̃"/>
-            </m:accPr>
+          <m:limLow>
             <m:e>
               <m:r>
                 <m:t>X</m:t>
               </m:r>
             </m:e>
-          </m:acc>
+            <m:lim>
+              <m:r>
+                <m:rPr>
+                  <m:sty m:val="p"/>
+                </m:rPr>
+                <m:t>∼</m:t>
+              </m:r>
+            </m:lim>
+          </m:limLow>
           <m:r>
             <m:rPr>
               <m:sty m:val="p"/>
             </m:rPr>
             <m:t>=</m:t>
           </m:r>
-          <m:acc>
-            <m:accPr>
-              <m:chr m:val="̃"/>
-            </m:accPr>
+          <m:limLow>
             <m:e>
               <m:r>
                 <m:t>x</m:t>
               </m:r>
             </m:e>
-          </m:acc>
+            <m:lim>
+              <m:r>
+                <m:rPr>
+                  <m:sty m:val="p"/>
+                </m:rPr>
+                <m:t>∼</m:t>
+              </m:r>
+            </m:lim>
+          </m:limLow>
           <m:r>
             <m:rPr>
               <m:sty m:val="p"/>
@@ -5828,32 +5858,42 @@
                 </m:rPr>
                 <m:t>∣</m:t>
               </m:r>
-              <m:acc>
-                <m:accPr>
-                  <m:chr m:val="̃"/>
-                </m:accPr>
+              <m:limLow>
                 <m:e>
                   <m:r>
                     <m:t>X</m:t>
                   </m:r>
                 </m:e>
-              </m:acc>
+                <m:lim>
+                  <m:r>
+                    <m:rPr>
+                      <m:sty m:val="p"/>
+                    </m:rPr>
+                    <m:t>∼</m:t>
+                  </m:r>
+                </m:lim>
+              </m:limLow>
               <m:r>
                 <m:rPr>
                   <m:sty m:val="p"/>
                 </m:rPr>
                 <m:t>=</m:t>
               </m:r>
-              <m:acc>
-                <m:accPr>
-                  <m:chr m:val="̃"/>
-                </m:accPr>
+              <m:limLow>
                 <m:e>
                   <m:r>
                     <m:t>x</m:t>
                   </m:r>
                 </m:e>
-              </m:acc>
+                <m:lim>
+                  <m:r>
+                    <m:rPr>
+                      <m:sty m:val="p"/>
+                    </m:rPr>
+                    <m:t>∼</m:t>
+                  </m:r>
+                </m:lim>
+              </m:limLow>
               <m:r>
                 <m:rPr>
                   <m:sty m:val="p"/>
@@ -5876,16 +5916,21 @@
         <w:t xml:space="preserve"> </w:t>
       </w:r>
       <m:oMath>
-        <m:acc>
-          <m:accPr>
-            <m:chr m:val="̃"/>
-          </m:accPr>
+        <m:limLow>
           <m:e>
             <m:r>
               <m:t>X</m:t>
             </m:r>
           </m:e>
-        </m:acc>
+          <m:lim>
+            <m:r>
+              <m:rPr>
+                <m:sty m:val="p"/>
+              </m:rPr>
+              <m:t>∼</m:t>
+            </m:r>
+          </m:lim>
+        </m:limLow>
       </m:oMath>
       <w:r>
         <w:t xml:space="preserve"> </w:t>
@@ -5903,32 +5948,42 @@
           </m:rPr>
           <m:t>{</m:t>
         </m:r>
-        <m:acc>
-          <m:accPr>
-            <m:chr m:val="̃"/>
-          </m:accPr>
+        <m:limLow>
           <m:e>
             <m:r>
               <m:t>X</m:t>
             </m:r>
           </m:e>
-        </m:acc>
+          <m:lim>
+            <m:r>
+              <m:rPr>
+                <m:sty m:val="p"/>
+              </m:rPr>
+              <m:t>∼</m:t>
+            </m:r>
+          </m:lim>
+        </m:limLow>
         <m:r>
           <m:rPr>
             <m:sty m:val="p"/>
           </m:rPr>
           <m:t>=</m:t>
         </m:r>
-        <m:acc>
-          <m:accPr>
-            <m:chr m:val="̃"/>
-          </m:accPr>
+        <m:limLow>
           <m:e>
             <m:r>
               <m:t>x</m:t>
             </m:r>
           </m:e>
-        </m:acc>
+          <m:lim>
+            <m:r>
+              <m:rPr>
+                <m:sty m:val="p"/>
+              </m:rPr>
+              <m:t>∼</m:t>
+            </m:r>
+          </m:lim>
+        </m:limLow>
         <m:r>
           <m:rPr>
             <m:sty m:val="p"/>
@@ -5958,16 +6013,21 @@
         <w:t xml:space="preserve"> </w:t>
       </w:r>
       <m:oMath>
-        <m:acc>
-          <m:accPr>
-            <m:chr m:val="̃"/>
-          </m:accPr>
+        <m:limLow>
           <m:e>
             <m:r>
               <m:t>x</m:t>
             </m:r>
           </m:e>
-        </m:acc>
+          <m:lim>
+            <m:r>
+              <m:rPr>
+                <m:sty m:val="p"/>
+              </m:rPr>
+              <m:t>∼</m:t>
+            </m:r>
+          </m:lim>
+        </m:limLow>
       </m:oMath>
       <w:r>
         <w:t xml:space="preserve"> </w:t>
@@ -5991,32 +6051,42 @@
           </m:rPr>
           <m:t>(</m:t>
         </m:r>
-        <m:acc>
-          <m:accPr>
-            <m:chr m:val="̃"/>
-          </m:accPr>
+        <m:limLow>
           <m:e>
             <m:r>
               <m:t>X</m:t>
             </m:r>
           </m:e>
-        </m:acc>
+          <m:lim>
+            <m:r>
+              <m:rPr>
+                <m:sty m:val="p"/>
+              </m:rPr>
+              <m:t>∼</m:t>
+            </m:r>
+          </m:lim>
+        </m:limLow>
         <m:r>
           <m:rPr>
             <m:sty m:val="p"/>
           </m:rPr>
           <m:t>=</m:t>
         </m:r>
-        <m:acc>
-          <m:accPr>
-            <m:chr m:val="̃"/>
-          </m:accPr>
+        <m:limLow>
           <m:e>
             <m:r>
               <m:t>x</m:t>
             </m:r>
           </m:e>
-        </m:acc>
+          <m:lim>
+            <m:r>
+              <m:rPr>
+                <m:sty m:val="p"/>
+              </m:rPr>
+              <m:t>∼</m:t>
+            </m:r>
+          </m:lim>
+        </m:limLow>
         <m:r>
           <m:rPr>
             <m:sty m:val="p"/>
@@ -6116,32 +6186,42 @@
                 </m:rPr>
                 <m:t>(</m:t>
               </m:r>
-              <m:acc>
-                <m:accPr>
-                  <m:chr m:val="̃"/>
-                </m:accPr>
+              <m:limLow>
                 <m:e>
                   <m:r>
                     <m:t>X</m:t>
                   </m:r>
                 </m:e>
-              </m:acc>
+                <m:lim>
+                  <m:r>
+                    <m:rPr>
+                      <m:sty m:val="p"/>
+                    </m:rPr>
+                    <m:t>∼</m:t>
+                  </m:r>
+                </m:lim>
+              </m:limLow>
               <m:r>
                 <m:rPr>
                   <m:sty m:val="p"/>
                 </m:rPr>
                 <m:t>=</m:t>
               </m:r>
-              <m:acc>
-                <m:accPr>
-                  <m:chr m:val="̃"/>
-                </m:accPr>
+              <m:limLow>
                 <m:e>
                   <m:r>
                     <m:t>x</m:t>
                   </m:r>
                 </m:e>
-              </m:acc>
+                <m:lim>
+                  <m:r>
+                    <m:rPr>
+                      <m:sty m:val="p"/>
+                    </m:rPr>
+                    <m:t>∼</m:t>
+                  </m:r>
+                </m:lim>
+              </m:limLow>
               <m:r>
                 <m:rPr>
                   <m:sty m:val="p"/>
@@ -6246,32 +6326,42 @@
                 </m:rPr>
                 <m:t>(</m:t>
               </m:r>
-              <m:acc>
-                <m:accPr>
-                  <m:chr m:val="̃"/>
-                </m:accPr>
+              <m:limLow>
                 <m:e>
                   <m:r>
                     <m:t>X</m:t>
                   </m:r>
                 </m:e>
-              </m:acc>
+                <m:lim>
+                  <m:r>
+                    <m:rPr>
+                      <m:sty m:val="p"/>
+                    </m:rPr>
+                    <m:t>∼</m:t>
+                  </m:r>
+                </m:lim>
+              </m:limLow>
               <m:r>
                 <m:rPr>
                   <m:sty m:val="p"/>
                 </m:rPr>
                 <m:t>=</m:t>
               </m:r>
-              <m:acc>
-                <m:accPr>
-                  <m:chr m:val="̃"/>
-                </m:accPr>
+              <m:limLow>
                 <m:e>
                   <m:r>
                     <m:t>x</m:t>
                   </m:r>
                 </m:e>
-              </m:acc>
+                <m:lim>
+                  <m:r>
+                    <m:rPr>
+                      <m:sty m:val="p"/>
+                    </m:rPr>
+                    <m:t>∼</m:t>
+                  </m:r>
+                </m:lim>
+              </m:limLow>
               <m:r>
                 <m:rPr>
                   <m:sty m:val="p"/>
@@ -6330,32 +6420,42 @@
                     </m:rPr>
                     <m:t>(</m:t>
                   </m:r>
-                  <m:acc>
-                    <m:accPr>
-                      <m:chr m:val="̃"/>
-                    </m:accPr>
+                  <m:limLow>
                     <m:e>
                       <m:r>
                         <m:t>X</m:t>
                       </m:r>
                     </m:e>
-                  </m:acc>
+                    <m:lim>
+                      <m:r>
+                        <m:rPr>
+                          <m:sty m:val="p"/>
+                        </m:rPr>
+                        <m:t>∼</m:t>
+                      </m:r>
+                    </m:lim>
+                  </m:limLow>
                   <m:r>
                     <m:rPr>
                       <m:sty m:val="p"/>
                     </m:rPr>
                     <m:t>=</m:t>
                   </m:r>
-                  <m:acc>
-                    <m:accPr>
-                      <m:chr m:val="̃"/>
-                    </m:accPr>
+                  <m:limLow>
                     <m:e>
                       <m:r>
                         <m:t>x</m:t>
                       </m:r>
                     </m:e>
-                  </m:acc>
+                    <m:lim>
+                      <m:r>
+                        <m:rPr>
+                          <m:sty m:val="p"/>
+                        </m:rPr>
+                        <m:t>∼</m:t>
+                      </m:r>
+                    </m:lim>
+                  </m:limLow>
                   <m:r>
                     <m:rPr>
                       <m:sty m:val="p"/>
@@ -6412,32 +6512,42 @@
                     </m:rPr>
                     <m:t>(</m:t>
                   </m:r>
-                  <m:acc>
-                    <m:accPr>
-                      <m:chr m:val="̃"/>
-                    </m:accPr>
+                  <m:limLow>
                     <m:e>
                       <m:r>
                         <m:t>X</m:t>
                       </m:r>
                     </m:e>
-                  </m:acc>
+                    <m:lim>
+                      <m:r>
+                        <m:rPr>
+                          <m:sty m:val="p"/>
+                        </m:rPr>
+                        <m:t>∼</m:t>
+                      </m:r>
+                    </m:lim>
+                  </m:limLow>
                   <m:r>
                     <m:rPr>
                       <m:sty m:val="p"/>
                     </m:rPr>
                     <m:t>=</m:t>
                   </m:r>
-                  <m:acc>
-                    <m:accPr>
-                      <m:chr m:val="̃"/>
-                    </m:accPr>
+                  <m:limLow>
                     <m:e>
                       <m:r>
                         <m:t>x</m:t>
                       </m:r>
                     </m:e>
-                  </m:acc>
+                    <m:lim>
+                      <m:r>
+                        <m:rPr>
+                          <m:sty m:val="p"/>
+                        </m:rPr>
+                        <m:t>∼</m:t>
+                      </m:r>
+                    </m:lim>
+                  </m:limLow>
                   <m:r>
                     <m:rPr>
                       <m:sty m:val="p"/>
@@ -6573,16 +6683,21 @@
         <w:t xml:space="preserve"> </w:t>
       </w:r>
       <m:oMath>
-        <m:acc>
-          <m:accPr>
-            <m:chr m:val="̃"/>
-          </m:accPr>
+        <m:limLow>
           <m:e>
             <m:r>
               <m:t>X</m:t>
             </m:r>
           </m:e>
-        </m:acc>
+          <m:lim>
+            <m:r>
+              <m:rPr>
+                <m:sty m:val="p"/>
+              </m:rPr>
+              <m:t>∼</m:t>
+            </m:r>
+          </m:lim>
+        </m:limLow>
       </m:oMath>
       <w:r>
         <w:t xml:space="preserve">,</w:t>
@@ -6614,32 +6729,42 @@
         <w:t xml:space="preserve"> </w:t>
       </w:r>
       <m:oMath>
-        <m:acc>
-          <m:accPr>
-            <m:chr m:val="̃"/>
-          </m:accPr>
+        <m:limLow>
           <m:e>
             <m:r>
               <m:t>X</m:t>
             </m:r>
           </m:e>
-        </m:acc>
+          <m:lim>
+            <m:r>
+              <m:rPr>
+                <m:sty m:val="p"/>
+              </m:rPr>
+              <m:t>∼</m:t>
+            </m:r>
+          </m:lim>
+        </m:limLow>
         <m:r>
           <m:rPr>
             <m:sty m:val="p"/>
           </m:rPr>
           <m:t>=</m:t>
         </m:r>
-        <m:acc>
-          <m:accPr>
-            <m:chr m:val="̃"/>
-          </m:accPr>
+        <m:limLow>
           <m:e>
             <m:r>
               <m:t>x</m:t>
             </m:r>
           </m:e>
-        </m:acc>
+          <m:lim>
+            <m:r>
+              <m:rPr>
+                <m:sty m:val="p"/>
+              </m:rPr>
+              <m:t>∼</m:t>
+            </m:r>
+          </m:lim>
+        </m:limLow>
       </m:oMath>
       <w:r>
         <w:t xml:space="preserve">,</w:t>
@@ -6660,32 +6785,42 @@
         <w:t xml:space="preserve"> </w:t>
       </w:r>
       <m:oMath>
-        <m:acc>
-          <m:accPr>
-            <m:chr m:val="̃"/>
-          </m:accPr>
+        <m:limLow>
           <m:e>
             <m:r>
               <m:t>X</m:t>
             </m:r>
           </m:e>
-        </m:acc>
+          <m:lim>
+            <m:r>
+              <m:rPr>
+                <m:sty m:val="p"/>
+              </m:rPr>
+              <m:t>∼</m:t>
+            </m:r>
+          </m:lim>
+        </m:limLow>
         <m:r>
           <m:rPr>
             <m:sty m:val="p"/>
           </m:rPr>
           <m:t>=</m:t>
         </m:r>
-        <m:acc>
-          <m:accPr>
-            <m:chr m:val="̃"/>
-          </m:accPr>
+        <m:limLow>
           <m:e>
             <m:r>
               <m:t>x</m:t>
             </m:r>
           </m:e>
-        </m:acc>
+          <m:lim>
+            <m:r>
+              <m:rPr>
+                <m:sty m:val="p"/>
+              </m:rPr>
+              <m:t>∼</m:t>
+            </m:r>
+          </m:lim>
+        </m:limLow>
       </m:oMath>
       <w:r>
         <w:t xml:space="preserve">, the</w:t>
@@ -9621,16 +9756,21 @@
         <w:t xml:space="preserve"> </w:t>
       </w:r>
       <m:oMath>
-        <m:acc>
-          <m:accPr>
-            <m:chr m:val="̃"/>
-          </m:accPr>
+        <m:limLow>
           <m:e>
             <m:r>
               <m:t>X</m:t>
             </m:r>
           </m:e>
-        </m:acc>
+          <m:lim>
+            <m:r>
+              <m:rPr>
+                <m:sty m:val="p"/>
+              </m:rPr>
+              <m:t>∼</m:t>
+            </m:r>
+          </m:lim>
+        </m:limLow>
         <m:r>
           <m:rPr>
             <m:sty m:val="p"/>
@@ -9778,16 +9918,21 @@
         <w:t xml:space="preserve"> </w:t>
       </w:r>
       <m:oMath>
-        <m:acc>
-          <m:accPr>
-            <m:chr m:val="̃"/>
-          </m:accPr>
+        <m:limLow>
           <m:e>
             <m:r>
               <m:t>X</m:t>
             </m:r>
           </m:e>
-        </m:acc>
+          <m:lim>
+            <m:r>
+              <m:rPr>
+                <m:sty m:val="p"/>
+              </m:rPr>
+              <m:t>∼</m:t>
+            </m:r>
+          </m:lim>
+        </m:limLow>
       </m:oMath>
       <w:r>
         <w:t xml:space="preserve">.</w:t>
@@ -9825,16 +9970,21 @@
         <w:t xml:space="preserve"> </w:t>
       </w:r>
       <m:oMath>
-        <m:acc>
-          <m:accPr>
-            <m:chr m:val="̃"/>
-          </m:accPr>
+        <m:limLow>
           <m:e>
             <m:r>
               <m:t>X</m:t>
             </m:r>
           </m:e>
-        </m:acc>
+          <m:lim>
+            <m:r>
+              <m:rPr>
+                <m:sty m:val="p"/>
+              </m:rPr>
+              <m:t>∼</m:t>
+            </m:r>
+          </m:lim>
+        </m:limLow>
       </m:oMath>
       <w:r>
         <w:t xml:space="preserve"> </w:t>
@@ -9872,16 +10022,21 @@
         <w:t xml:space="preserve"> </w:t>
       </w:r>
       <m:oMath>
-        <m:acc>
-          <m:accPr>
-            <m:chr m:val="̃"/>
-          </m:accPr>
+        <m:limLow>
           <m:e>
             <m:r>
               <m:t>x</m:t>
             </m:r>
           </m:e>
-        </m:acc>
+          <m:lim>
+            <m:r>
+              <m:rPr>
+                <m:sty m:val="p"/>
+              </m:rPr>
+              <m:t>∼</m:t>
+            </m:r>
+          </m:lim>
+        </m:limLow>
         <m:r>
           <m:rPr>
             <m:sty m:val="p"/>
@@ -9965,32 +10120,42 @@
           </m:rPr>
           <m:t>(</m:t>
         </m:r>
-        <m:acc>
-          <m:accPr>
-            <m:chr m:val="̃"/>
-          </m:accPr>
+        <m:limLow>
           <m:e>
             <m:r>
               <m:t>X</m:t>
             </m:r>
           </m:e>
-        </m:acc>
+          <m:lim>
+            <m:r>
+              <m:rPr>
+                <m:sty m:val="p"/>
+              </m:rPr>
+              <m:t>∼</m:t>
+            </m:r>
+          </m:lim>
+        </m:limLow>
         <m:r>
           <m:rPr>
             <m:sty m:val="p"/>
           </m:rPr>
           <m:t>=</m:t>
         </m:r>
-        <m:acc>
-          <m:accPr>
-            <m:chr m:val="̃"/>
-          </m:accPr>
+        <m:limLow>
           <m:e>
             <m:r>
               <m:t>x</m:t>
             </m:r>
           </m:e>
-        </m:acc>
+          <m:lim>
+            <m:r>
+              <m:rPr>
+                <m:sty m:val="p"/>
+              </m:rPr>
+              <m:t>∼</m:t>
+            </m:r>
+          </m:lim>
+        </m:limLow>
         <m:r>
           <m:rPr>
             <m:sty m:val="p"/>
@@ -10091,32 +10256,42 @@
             </m:rPr>
             <m:t>∣</m:t>
           </m:r>
-          <m:acc>
-            <m:accPr>
-              <m:chr m:val="̃"/>
-            </m:accPr>
+          <m:limLow>
             <m:e>
               <m:r>
                 <m:t>X</m:t>
               </m:r>
             </m:e>
-          </m:acc>
+            <m:lim>
+              <m:r>
+                <m:rPr>
+                  <m:sty m:val="p"/>
+                </m:rPr>
+                <m:t>∼</m:t>
+              </m:r>
+            </m:lim>
+          </m:limLow>
           <m:r>
             <m:rPr>
               <m:sty m:val="p"/>
             </m:rPr>
             <m:t>=</m:t>
           </m:r>
-          <m:acc>
-            <m:accPr>
-              <m:chr m:val="̃"/>
-            </m:accPr>
+          <m:limLow>
             <m:e>
               <m:r>
                 <m:t>x</m:t>
               </m:r>
             </m:e>
-          </m:acc>
+            <m:lim>
+              <m:r>
+                <m:rPr>
+                  <m:sty m:val="p"/>
+                </m:rPr>
+                <m:t>∼</m:t>
+              </m:r>
+            </m:lim>
+          </m:limLow>
           <m:r>
             <m:rPr>
               <m:sty m:val="p"/>
@@ -10227,16 +10402,21 @@
         <w:t xml:space="preserve"> </w:t>
       </w:r>
       <m:oMath>
-        <m:acc>
-          <m:accPr>
-            <m:chr m:val="̃"/>
-          </m:accPr>
+        <m:limLow>
           <m:e>
             <m:r>
               <m:t>x</m:t>
             </m:r>
           </m:e>
-        </m:acc>
+          <m:lim>
+            <m:r>
+              <m:rPr>
+                <m:sty m:val="p"/>
+              </m:rPr>
+              <m:t>∼</m:t>
+            </m:r>
+          </m:lim>
+        </m:limLow>
       </m:oMath>
       <w:r>
         <w:t xml:space="preserve"> </w:t>
@@ -10400,32 +10580,42 @@
             </m:rPr>
             <m:t>∣</m:t>
           </m:r>
-          <m:acc>
-            <m:accPr>
-              <m:chr m:val="̃"/>
-            </m:accPr>
+          <m:limLow>
             <m:e>
               <m:r>
                 <m:t>X</m:t>
               </m:r>
             </m:e>
-          </m:acc>
+            <m:lim>
+              <m:r>
+                <m:rPr>
+                  <m:sty m:val="p"/>
+                </m:rPr>
+                <m:t>∼</m:t>
+              </m:r>
+            </m:lim>
+          </m:limLow>
           <m:r>
             <m:rPr>
               <m:sty m:val="p"/>
             </m:rPr>
             <m:t>=</m:t>
           </m:r>
-          <m:acc>
-            <m:accPr>
-              <m:chr m:val="̃"/>
-            </m:accPr>
+          <m:limLow>
             <m:e>
               <m:r>
                 <m:t>x</m:t>
               </m:r>
             </m:e>
-          </m:acc>
+            <m:lim>
+              <m:r>
+                <m:rPr>
+                  <m:sty m:val="p"/>
+                </m:rPr>
+                <m:t>∼</m:t>
+              </m:r>
+            </m:lim>
+          </m:limLow>
           <m:r>
             <m:rPr>
               <m:sty m:val="p"/>
@@ -10689,32 +10879,42 @@
           </m:rPr>
           <m:t>(</m:t>
         </m:r>
-        <m:acc>
-          <m:accPr>
-            <m:chr m:val="̃"/>
-          </m:accPr>
+        <m:limLow>
           <m:e>
             <m:r>
               <m:t>X</m:t>
             </m:r>
           </m:e>
-        </m:acc>
+          <m:lim>
+            <m:r>
+              <m:rPr>
+                <m:sty m:val="p"/>
+              </m:rPr>
+              <m:t>∼</m:t>
+            </m:r>
+          </m:lim>
+        </m:limLow>
         <m:r>
           <m:rPr>
             <m:sty m:val="p"/>
           </m:rPr>
           <m:t>=</m:t>
         </m:r>
-        <m:acc>
-          <m:accPr>
-            <m:chr m:val="̃"/>
-          </m:accPr>
+        <m:limLow>
           <m:e>
             <m:r>
               <m:t>x</m:t>
             </m:r>
           </m:e>
-        </m:acc>
+          <m:lim>
+            <m:r>
+              <m:rPr>
+                <m:sty m:val="p"/>
+              </m:rPr>
+              <m:t>∼</m:t>
+            </m:r>
+          </m:lim>
+        </m:limLow>
         <m:r>
           <m:rPr>
             <m:sty m:val="p"/>
@@ -10842,32 +11042,42 @@
                 </m:rPr>
                 <m:t>∣</m:t>
               </m:r>
-              <m:acc>
-                <m:accPr>
-                  <m:chr m:val="̃"/>
-                </m:accPr>
+              <m:limLow>
                 <m:e>
                   <m:r>
                     <m:t>X</m:t>
                   </m:r>
                 </m:e>
-              </m:acc>
+                <m:lim>
+                  <m:r>
+                    <m:rPr>
+                      <m:sty m:val="p"/>
+                    </m:rPr>
+                    <m:t>∼</m:t>
+                  </m:r>
+                </m:lim>
+              </m:limLow>
               <m:r>
                 <m:rPr>
                   <m:sty m:val="p"/>
                 </m:rPr>
                 <m:t>=</m:t>
               </m:r>
-              <m:acc>
-                <m:accPr>
-                  <m:chr m:val="̃"/>
-                </m:accPr>
+              <m:limLow>
                 <m:e>
                   <m:r>
                     <m:t>x</m:t>
                   </m:r>
                 </m:e>
-              </m:acc>
+                <m:lim>
+                  <m:r>
+                    <m:rPr>
+                      <m:sty m:val="p"/>
+                    </m:rPr>
+                    <m:t>∼</m:t>
+                  </m:r>
+                </m:lim>
+              </m:limLow>
               <m:r>
                 <m:rPr>
                   <m:sty m:val="p"/>
@@ -10958,32 +11168,42 @@
                     </m:rPr>
                     <m:t>∣</m:t>
                   </m:r>
-                  <m:acc>
-                    <m:accPr>
-                      <m:chr m:val="̃"/>
-                    </m:accPr>
+                  <m:limLow>
                     <m:e>
                       <m:r>
                         <m:t>X</m:t>
                       </m:r>
                     </m:e>
-                  </m:acc>
+                    <m:lim>
+                      <m:r>
+                        <m:rPr>
+                          <m:sty m:val="p"/>
+                        </m:rPr>
+                        <m:t>∼</m:t>
+                      </m:r>
+                    </m:lim>
+                  </m:limLow>
                   <m:r>
                     <m:rPr>
                       <m:sty m:val="p"/>
                     </m:rPr>
                     <m:t>=</m:t>
                   </m:r>
-                  <m:acc>
-                    <m:accPr>
-                      <m:chr m:val="̃"/>
-                    </m:accPr>
+                  <m:limLow>
                     <m:e>
                       <m:r>
                         <m:t>x</m:t>
                       </m:r>
                     </m:e>
-                  </m:acc>
+                    <m:lim>
+                      <m:r>
+                        <m:rPr>
+                          <m:sty m:val="p"/>
+                        </m:rPr>
+                        <m:t>∼</m:t>
+                      </m:r>
+                    </m:lim>
+                  </m:limLow>
                   <m:r>
                     <m:rPr>
                       <m:sty m:val="p"/>
@@ -11005,16 +11225,21 @@
                 </m:rPr>
                 <m:t>(conditional independence given </m:t>
               </m:r>
-              <m:acc>
-                <m:accPr>
-                  <m:chr m:val="̃"/>
-                </m:accPr>
+              <m:limLow>
                 <m:e>
                   <m:r>
                     <m:t>X</m:t>
                   </m:r>
                 </m:e>
-              </m:acc>
+                <m:lim>
+                  <m:r>
+                    <m:rPr>
+                      <m:sty m:val="p"/>
+                    </m:rPr>
+                    <m:t>∼</m:t>
+                  </m:r>
+                </m:lim>
+              </m:limLow>
               <m:r>
                 <m:rPr>
                   <m:nor/>
@@ -11178,16 +11403,21 @@
                 </m:rPr>
                 <m:t> depends on </m:t>
               </m:r>
-              <m:acc>
-                <m:accPr>
-                  <m:chr m:val="̃"/>
-                </m:accPr>
+              <m:limLow>
                 <m:e>
                   <m:r>
                     <m:t>X</m:t>
                   </m:r>
                 </m:e>
-              </m:acc>
+                <m:lim>
+                  <m:r>
+                    <m:rPr>
+                      <m:sty m:val="p"/>
+                    </m:rPr>
+                    <m:t>∼</m:t>
+                  </m:r>
+                </m:lim>
+              </m:limLow>
               <m:r>
                 <m:rPr>
                   <m:nor/>
@@ -11240,16 +11470,21 @@
         <w:t xml:space="preserve"> </w:t>
       </w:r>
       <m:oMath>
-        <m:acc>
-          <m:accPr>
-            <m:chr m:val="̃"/>
-          </m:accPr>
+        <m:limLow>
           <m:e>
             <m:r>
               <m:t>X</m:t>
             </m:r>
           </m:e>
-        </m:acc>
+          <m:lim>
+            <m:r>
+              <m:rPr>
+                <m:sty m:val="p"/>
+              </m:rPr>
+              <m:t>∼</m:t>
+            </m:r>
+          </m:lim>
+        </m:limLow>
       </m:oMath>
       <w:r>
         <w:t xml:space="preserve"> </w:t>

--- a/pr-preview/pr-185/independence-tracked-changes.docx
+++ b/pr-preview/pr-185/independence-tracked-changes.docx
@@ -26,7 +26,7 @@
       </w:pPr>
       <w:ins w:id="2" w:author="PR Preview" w:date="2026-01-01T00:00:00Z">
         <w:r>
-          <w:t xml:space="preserve">Last modified: 2026-10-16 02:24:44 (PDT)</w:t>
+          <w:t xml:space="preserve">Last modified: 2026-10-16 02:44:56 (PDT)</w:t>
         </w:r>
       </w:ins>
     </w:p>

--- a/pr-preview/pr-185/independence-tracked-changes.docx
+++ b/pr-preview/pr-185/independence-tracked-changes.docx
@@ -16,7 +16,7 @@
       </w:pPr>
       <w:del w:id="1" w:author="PR Preview" w:date="2026-01-01T00:00:00Z">
         <w:r>
-          <w:delText xml:space="preserve">Last modified: 2026-10-16 02:15:38 (PDT)</w:delText>
+          <w:delText xml:space="preserve">Last modified: 2026-10-16 02:55:55 (PDT)</w:delText>
         </w:r>
       </w:del>
     </w:p>
@@ -26,7 +26,7 @@
       </w:pPr>
       <w:ins w:id="2" w:author="PR Preview" w:date="2026-01-01T00:00:00Z">
         <w:r>
-          <w:t xml:space="preserve">Last modified: 2026-10-16 02:44:56 (PDT)</w:t>
+          <w:t xml:space="preserve">Last modified: 2026-10-16 02:58:15 (PDT)</w:t>
         </w:r>
       </w:ins>
     </w:p>
